--- a/Module06_CloudOperations-CloudOpsAdministratorAssociate/Assignment_session_2.docx
+++ b/Module06_CloudOperations-CloudOpsAdministratorAssociate/Assignment_session_2.docx
@@ -4,12 +4,15 @@
   <w:body>
     <w:p>
       <w:r>
-        <w:t>Phase 1 — Prepare the Azure VM</w:t>
-      </w:r>
-    </w:p>
-    <w:p/>
-    <w:p>
-      <w:r>
+        <w:t>Prepare the Azure VM</w:t>
+      </w:r>
+    </w:p>
+    <w:p/>
+    <w:p>
+      <w:r>
+        <w:rPr>
+          <w:noProof/>
+        </w:rPr>
         <w:drawing>
           <wp:inline distT="0" distB="0" distL="0" distR="0" wp14:anchorId="3370C854" wp14:editId="744F5B94">
             <wp:extent cx="5731510" cy="3108960"/>
@@ -50,6 +53,9 @@
     <w:p/>
     <w:p>
       <w:r>
+        <w:rPr>
+          <w:noProof/>
+        </w:rPr>
         <w:drawing>
           <wp:inline distT="0" distB="0" distL="0" distR="0" wp14:anchorId="0F8D83EE" wp14:editId="4D205C7F">
             <wp:extent cx="5731510" cy="3001645"/>
@@ -91,12 +97,15 @@
     <w:p/>
     <w:p>
       <w:r>
-        <w:t>Phase 2 — Create AWS Hybrid Activation</w:t>
-      </w:r>
-    </w:p>
-    <w:p/>
-    <w:p>
-      <w:r>
+        <w:t>Create AWS Hybrid Activation</w:t>
+      </w:r>
+    </w:p>
+    <w:p/>
+    <w:p>
+      <w:r>
+        <w:rPr>
+          <w:noProof/>
+        </w:rPr>
         <w:lastRenderedPageBreak/>
         <w:drawing>
           <wp:inline distT="0" distB="0" distL="0" distR="0" wp14:anchorId="7794E622" wp14:editId="72A098F1">
@@ -139,6 +148,9 @@
     <w:p/>
     <w:p>
       <w:r>
+        <w:rPr>
+          <w:noProof/>
+        </w:rPr>
         <w:drawing>
           <wp:inline distT="0" distB="0" distL="0" distR="0" wp14:anchorId="03397E21" wp14:editId="1392142B">
             <wp:extent cx="5731510" cy="3010535"/>
@@ -179,6 +191,9 @@
     <w:p/>
     <w:p>
       <w:r>
+        <w:rPr>
+          <w:noProof/>
+        </w:rPr>
         <w:lastRenderedPageBreak/>
         <w:drawing>
           <wp:inline distT="0" distB="0" distL="0" distR="0" wp14:anchorId="29A3978F" wp14:editId="453BB651">
@@ -243,6 +258,9 @@
     <w:p/>
     <w:p>
       <w:r>
+        <w:rPr>
+          <w:noProof/>
+        </w:rPr>
         <w:lastRenderedPageBreak/>
         <w:drawing>
           <wp:inline distT="0" distB="0" distL="0" distR="0" wp14:anchorId="4A4FCFEB" wp14:editId="37447071">
@@ -284,7 +302,7 @@
     <w:p/>
     <w:p>
       <w:r>
-        <w:t>Phase 3 — Install SSM Agent on Azure Oracle Linux VM</w:t>
+        <w:t>Install SSM Agent on Azure Oracle Linux VM</w:t>
       </w:r>
     </w:p>
     <w:p/>
@@ -304,6 +322,9 @@
     <w:p/>
     <w:p>
       <w:r>
+        <w:rPr>
+          <w:noProof/>
+        </w:rPr>
         <w:drawing>
           <wp:inline distT="0" distB="0" distL="0" distR="0" wp14:anchorId="2E7AEB3E" wp14:editId="3EA7A1A5">
             <wp:extent cx="5731510" cy="3222625"/>
@@ -372,6 +393,9 @@
     <w:p/>
     <w:p>
       <w:r>
+        <w:rPr>
+          <w:noProof/>
+        </w:rPr>
         <w:drawing>
           <wp:inline distT="0" distB="0" distL="0" distR="0" wp14:anchorId="44AF996D" wp14:editId="38DBB07F">
             <wp:extent cx="5731510" cy="3222625"/>
@@ -602,6 +626,9 @@
     <w:p/>
     <w:p>
       <w:r>
+        <w:rPr>
+          <w:noProof/>
+        </w:rPr>
         <w:drawing>
           <wp:inline distT="0" distB="0" distL="0" distR="0" wp14:anchorId="5AB33F22" wp14:editId="6493C56D">
             <wp:extent cx="5731510" cy="2997200"/>
@@ -642,11 +669,14 @@
     <w:p/>
     <w:p>
       <w:r>
-        <w:t>Phase 6 — Install CloudWatch Agent</w:t>
-      </w:r>
-    </w:p>
-    <w:p>
-      <w:r>
+        <w:t>Install CloudWatch Agent</w:t>
+      </w:r>
+    </w:p>
+    <w:p>
+      <w:r>
+        <w:rPr>
+          <w:noProof/>
+        </w:rPr>
         <w:lastRenderedPageBreak/>
         <w:drawing>
           <wp:inline distT="0" distB="0" distL="0" distR="0" wp14:anchorId="110EB22C" wp14:editId="4D704BA3">
@@ -699,13 +729,16 @@
           <w:b/>
           <w:bCs/>
         </w:rPr>
-        <w:t>Step 9: Test Run Command</w:t>
-      </w:r>
-    </w:p>
-    <w:p/>
-    <w:p/>
-    <w:p>
-      <w:r>
+        <w:t>Test Run Command</w:t>
+      </w:r>
+    </w:p>
+    <w:p/>
+    <w:p/>
+    <w:p>
+      <w:r>
+        <w:rPr>
+          <w:noProof/>
+        </w:rPr>
         <w:drawing>
           <wp:inline distT="0" distB="0" distL="0" distR="0" wp14:anchorId="181D16D4" wp14:editId="1F57025E">
             <wp:extent cx="5731510" cy="3072130"/>
@@ -746,6 +779,9 @@
     <w:p/>
     <w:p>
       <w:r>
+        <w:rPr>
+          <w:noProof/>
+        </w:rPr>
         <w:lastRenderedPageBreak/>
         <w:drawing>
           <wp:inline distT="0" distB="0" distL="0" distR="0" wp14:anchorId="41D01615" wp14:editId="3EA584AE">
@@ -787,6 +823,9 @@
     <w:p/>
     <w:p>
       <w:r>
+        <w:rPr>
+          <w:noProof/>
+        </w:rPr>
         <w:drawing>
           <wp:inline distT="0" distB="0" distL="0" distR="0" wp14:anchorId="06DFA467" wp14:editId="02E72CA0">
             <wp:extent cx="5731510" cy="2937510"/>
@@ -828,6 +867,9 @@
     <w:p/>
     <w:p>
       <w:r>
+        <w:rPr>
+          <w:noProof/>
+        </w:rPr>
         <w:lastRenderedPageBreak/>
         <w:drawing>
           <wp:inline distT="0" distB="0" distL="0" distR="0" wp14:anchorId="0A2DEA75" wp14:editId="69CA373A">
@@ -869,6 +911,9 @@
     <w:p/>
     <w:p>
       <w:r>
+        <w:rPr>
+          <w:noProof/>
+        </w:rPr>
         <w:drawing>
           <wp:inline distT="0" distB="0" distL="0" distR="0" wp14:anchorId="6422E80A" wp14:editId="65B2608E">
             <wp:extent cx="5731510" cy="3215005"/>
@@ -1519,6 +1564,7 @@
   <w:style w:type="character" w:default="1" w:styleId="DefaultParagraphFont">
     <w:name w:val="Default Paragraph Font"/>
     <w:uiPriority w:val="1"/>
+    <w:semiHidden/>
     <w:unhideWhenUsed/>
   </w:style>
   <w:style w:type="table" w:default="1" w:styleId="TableNormal">
